--- a/livrable/livrable.docx
+++ b/livrable/livrable.docx
@@ -163,6 +163,21 @@
           <w:ilvl w:val="0"/>
           <w:numId w:val="4"/>
         </w:numPr>
+      </w:pPr>
+      <w:r>
+        <w:t>Utilisation de Node.js p</w:t>
+      </w:r>
+      <w:r>
+        <w:t>our relier le frontend et le backend</w:t>
+      </w:r>
+    </w:p>
+    <w:p>
+      <w:pPr>
+        <w:pStyle w:val="ListParagraph"/>
+        <w:numPr>
+          <w:ilvl w:val="0"/>
+          <w:numId w:val="4"/>
+        </w:numPr>
         <w:rPr>
           <w:lang w:val="en-US"/>
         </w:rPr>
@@ -419,6 +434,7 @@
         </w:numPr>
       </w:pPr>
       <w:r>
+        <w:lastRenderedPageBreak/>
         <w:t>Page détail Album</w:t>
       </w:r>
     </w:p>
@@ -671,14 +687,7 @@
     </w:p>
     <w:p>
       <w:r>
-        <w:lastRenderedPageBreak/>
-        <w:t>J</w:t>
-      </w:r>
-      <w:r>
-        <w:t xml:space="preserve">’ai séparé la commande des albums grâce à une table </w:t>
-      </w:r>
-      <w:r>
-        <w:t>« </w:t>
+        <w:t>J’ai séparé la commande des albums grâce à une table « </w:t>
       </w:r>
       <w:r>
         <w:rPr>
@@ -710,10 +719,7 @@
         <w:t>favori</w:t>
       </w:r>
       <w:r>
-        <w:t xml:space="preserve"> » est</w:t>
-      </w:r>
-      <w:r>
-        <w:t xml:space="preserve"> une relation plusieurs</w:t>
+        <w:t xml:space="preserve"> » est une relation plusieurs</w:t>
       </w:r>
       <w:r>
         <w:rPr>

--- a/livrable/livrable.docx
+++ b/livrable/livrable.docx
@@ -125,50 +125,15 @@
           <w:ilvl w:val="0"/>
           <w:numId w:val="4"/>
         </w:numPr>
-        <w:rPr>
-          <w:lang w:val="en-US"/>
-        </w:rPr>
-      </w:pPr>
-      <w:r>
-        <w:rPr>
-          <w:lang w:val="en-US"/>
-        </w:rPr>
-        <w:t xml:space="preserve">HTML, CSS, </w:t>
-      </w:r>
-      <w:proofErr w:type="spellStart"/>
-      <w:r>
-        <w:rPr>
-          <w:lang w:val="en-US"/>
-        </w:rPr>
-        <w:t>Javascript</w:t>
-      </w:r>
-      <w:proofErr w:type="spellEnd"/>
-      <w:r>
-        <w:rPr>
-          <w:lang w:val="en-US"/>
-        </w:rPr>
-        <w:t>, PHP, S</w:t>
-      </w:r>
-      <w:r>
-        <w:rPr>
-          <w:lang w:val="en-US"/>
-        </w:rPr>
-        <w:t>QL</w:t>
-      </w:r>
-    </w:p>
-    <w:p>
-      <w:pPr>
-        <w:pStyle w:val="ListParagraph"/>
-        <w:numPr>
-          <w:ilvl w:val="0"/>
-          <w:numId w:val="4"/>
-        </w:numPr>
-      </w:pPr>
-      <w:r>
-        <w:t>Utilisation de Node.js p</w:t>
-      </w:r>
-      <w:r>
-        <w:t>our relier le frontend et le backend</w:t>
+      </w:pPr>
+      <w:r>
+        <w:t>HTML, CSS, PHP,</w:t>
+      </w:r>
+      <w:r>
+        <w:t xml:space="preserve"> Javascript et</w:t>
+      </w:r>
+      <w:r>
+        <w:t xml:space="preserve"> SQL</w:t>
       </w:r>
     </w:p>
     <w:p>
@@ -434,7 +399,6 @@
         </w:numPr>
       </w:pPr>
       <w:r>
-        <w:lastRenderedPageBreak/>
         <w:t>Page détail Album</w:t>
       </w:r>
     </w:p>
@@ -447,6 +411,7 @@
         </w:numPr>
       </w:pPr>
       <w:r>
+        <w:lastRenderedPageBreak/>
         <w:t xml:space="preserve">Image, artiste, prix, description </w:t>
       </w:r>
     </w:p>
@@ -624,7 +589,7 @@
         </w:numPr>
       </w:pPr>
       <w:r>
-        <w:t>Page de connexion ?</w:t>
+        <w:t>Page de connexion </w:t>
       </w:r>
     </w:p>
     <w:p/>
